--- a/img/challenge/Design_documentation.docx
+++ b/img/challenge/Design_documentation.docx
@@ -655,24 +655,362 @@
         </w:rPr>
         <w:t>: Interictal Epileptiform Discharge Detection and Localization in Multimodal Neuro-Signals</w:t>
       </w:r>
+    </w:p>
+    <w:p>
+      <w:pPr>
+        <w:ind w:firstLine="420" w:firstLineChars="0"/>
+        <w:rPr>
+          <w:rFonts w:hint="default"/>
+          <w:lang w:val="en-US" w:eastAsia="zh-CN"/>
+        </w:rPr>
+      </w:pPr>
+    </w:p>
+    <w:p>
+      <w:pPr>
+        <w:rPr>
+          <w:rFonts w:hint="eastAsia"/>
+          <w:lang w:val="en-US" w:eastAsia="zh-CN"/>
+        </w:rPr>
+      </w:pPr>
+      <w:r>
+        <w:rPr>
+          <w:rFonts w:hint="eastAsia"/>
+          <w:lang w:val="en-US" w:eastAsia="zh-CN"/>
+        </w:rPr>
+        <w:t>海报上需要宣传网站是：</w:t>
+      </w:r>
+    </w:p>
+    <w:p>
+      <w:pPr>
+        <w:ind w:firstLine="420" w:firstLineChars="0"/>
+        <w:rPr>
+          <w:rStyle w:val="4"/>
+          <w:rFonts w:hint="eastAsia"/>
+          <w:lang w:val="en-US" w:eastAsia="zh-CN"/>
+        </w:rPr>
+      </w:pPr>
+      <w:r>
+        <w:rPr>
+          <w:rStyle w:val="4"/>
+          <w:rFonts w:hint="eastAsia"/>
+          <w:lang w:val="en-US" w:eastAsia="zh-CN"/>
+        </w:rPr>
+        <w:fldChar w:fldCharType="begin"/>
+      </w:r>
+      <w:r>
+        <w:rPr>
+          <w:rStyle w:val="4"/>
+          <w:rFonts w:hint="eastAsia"/>
+          <w:lang w:val="en-US" w:eastAsia="zh-CN"/>
+        </w:rPr>
+        <w:instrText xml:space="preserve"> HYPERLINK "https://2026.neuromm.org" </w:instrText>
+      </w:r>
+      <w:r>
+        <w:rPr>
+          <w:rStyle w:val="4"/>
+          <w:rFonts w:hint="eastAsia"/>
+          <w:lang w:val="en-US" w:eastAsia="zh-CN"/>
+        </w:rPr>
+        <w:fldChar w:fldCharType="separate"/>
+      </w:r>
+      <w:r>
+        <w:rPr>
+          <w:rStyle w:val="4"/>
+          <w:rFonts w:hint="eastAsia"/>
+          <w:lang w:val="en-US" w:eastAsia="zh-CN"/>
+        </w:rPr>
+        <w:t>https://2026.neuromm.org</w:t>
+      </w:r>
+      <w:r>
+        <w:rPr>
+          <w:rStyle w:val="4"/>
+          <w:rFonts w:hint="eastAsia"/>
+          <w:lang w:val="en-US" w:eastAsia="zh-CN"/>
+        </w:rPr>
+        <w:fldChar w:fldCharType="end"/>
+      </w:r>
+      <w:r>
+        <w:rPr>
+          <w:rStyle w:val="4"/>
+          <w:rFonts w:hint="eastAsia"/>
+          <w:lang w:val="en-US" w:eastAsia="zh-CN"/>
+        </w:rPr>
+        <w:t xml:space="preserve"> </w:t>
+      </w:r>
+    </w:p>
+    <w:p>
+      <w:pPr>
+        <w:ind w:firstLine="420" w:firstLineChars="0"/>
+        <w:rPr>
+          <w:rFonts w:hint="default"/>
+          <w:lang w:val="en-US" w:eastAsia="zh-CN"/>
+        </w:rPr>
+      </w:pPr>
+      <w:r>
+        <w:rPr>
+          <w:rFonts w:hint="eastAsia"/>
+          <w:lang w:val="en-US" w:eastAsia="zh-CN"/>
+        </w:rPr>
+        <w:t>或者</w:t>
+      </w:r>
+    </w:p>
+    <w:p>
+      <w:pPr>
+        <w:ind w:firstLine="420" w:firstLineChars="0"/>
+        <w:rPr>
+          <w:rFonts w:hint="default"/>
+          <w:lang w:val="en-US" w:eastAsia="zh-CN"/>
+        </w:rPr>
+      </w:pPr>
+      <w:r>
+        <w:rPr>
+          <w:rStyle w:val="4"/>
+          <w:rFonts w:hint="eastAsia"/>
+          <w:lang w:val="en-US" w:eastAsia="zh-CN"/>
+        </w:rPr>
+        <w:t>2026.neuromm.org</w:t>
+      </w:r>
+    </w:p>
+    <w:p>
+      <w:pPr>
+        <w:ind w:firstLine="420" w:firstLineChars="0"/>
+        <w:rPr>
+          <w:rFonts w:hint="default"/>
+          <w:lang w:val="en-US" w:eastAsia="zh-CN"/>
+        </w:rPr>
+      </w:pPr>
+      <w:r>
+        <w:rPr>
+          <w:rFonts w:hint="eastAsia"/>
+          <w:lang w:val="en-US" w:eastAsia="zh-CN"/>
+        </w:rPr>
+        <w:br w:type="textWrapping"/>
+      </w:r>
+      <w:r>
+        <w:rPr>
+          <w:rFonts w:hint="eastAsia"/>
+          <w:lang w:val="en-US" w:eastAsia="zh-CN"/>
+        </w:rPr>
+        <w:t>比赛内容：</w:t>
+      </w:r>
+      <w:r>
+        <w:rPr>
+          <w:rFonts w:hint="eastAsia"/>
+          <w:lang w:val="en-US" w:eastAsia="zh-CN"/>
+        </w:rPr>
+        <w:br w:type="textWrapping"/>
+      </w:r>
+      <w:r>
+        <w:rPr>
+          <w:rFonts w:hint="eastAsia"/>
+          <w:lang w:val="en-US" w:eastAsia="zh-CN"/>
+        </w:rPr>
+        <w:tab/>
+        <w:t>Challenge Overview</w:t>
+      </w:r>
+      <w:r>
+        <w:rPr>
+          <w:rFonts w:hint="default"/>
+          <w:lang w:val="en-US" w:eastAsia="zh-CN"/>
+        </w:rPr>
+        <w:t xml:space="preserve">: </w:t>
+      </w:r>
+    </w:p>
+    <w:p>
+      <w:pPr>
+        <w:ind w:left="420" w:leftChars="0" w:firstLine="420" w:firstLineChars="0"/>
+        <w:rPr>
+          <w:rFonts w:hint="default"/>
+          <w:lang w:val="en-US" w:eastAsia="zh-CN"/>
+        </w:rPr>
+      </w:pPr>
+      <w:r>
+        <w:rPr>
+          <w:rFonts w:hint="default"/>
+          <w:lang w:val="en-US" w:eastAsia="zh-CN"/>
+        </w:rPr>
+        <w:t>NeuroMM 2026 reframes epilepsy analysis as multimodal reasoning by integrating EEG-centered physiological data with synchronized contextual information. The challenge is built on vEpiSet, a clinically grounded benchmark collected under standardized protocols at Peking Union Medical College Hospital.</w:t>
+      </w:r>
+    </w:p>
+    <w:p>
+      <w:pPr>
+        <w:ind w:left="420" w:leftChars="0" w:firstLine="420" w:firstLineChars="0"/>
+        <w:rPr>
+          <w:rFonts w:hint="default"/>
+          <w:lang w:val="en-US" w:eastAsia="zh-CN"/>
+        </w:rPr>
+      </w:pPr>
+      <w:r>
+        <w:rPr>
+          <w:rFonts w:hint="default"/>
+          <w:b/>
+          <w:bCs/>
+          <w:lang w:val="en-US" w:eastAsia="zh-CN"/>
+        </w:rPr>
+        <w:t>Dataset Highlights</w:t>
+      </w:r>
+      <w:r>
+        <w:rPr>
+          <w:rFonts w:hint="default"/>
+          <w:lang w:val="en-US" w:eastAsia="zh-CN"/>
+        </w:rPr>
+        <w:t>: 84 subjects (52 epilepsy, 32 control), 20-minute recordings per subject, and 25,449 four-second epochs with expert-reviewed labels.</w:t>
+      </w:r>
+    </w:p>
+    <w:p>
+      <w:pPr>
+        <w:ind w:left="420" w:leftChars="0" w:firstLine="420" w:firstLineChars="0"/>
+        <w:rPr>
+          <w:rFonts w:hint="default"/>
+          <w:lang w:val="en-US" w:eastAsia="zh-CN"/>
+        </w:rPr>
+      </w:pPr>
+      <w:r>
+        <w:rPr>
+          <w:rFonts w:hint="default"/>
+          <w:b/>
+          <w:bCs/>
+          <w:lang w:val="en-US" w:eastAsia="zh-CN"/>
+        </w:rPr>
+        <w:t>Official Tracks</w:t>
+      </w:r>
+      <w:r>
+        <w:rPr>
+          <w:rFonts w:hint="default"/>
+          <w:lang w:val="en-US" w:eastAsia="zh-CN"/>
+        </w:rPr>
+        <w:t>:</w:t>
+      </w:r>
+    </w:p>
+    <w:p>
+      <w:pPr>
+        <w:ind w:left="840" w:leftChars="0" w:firstLine="420" w:firstLineChars="0"/>
+        <w:rPr>
+          <w:rFonts w:hint="default"/>
+          <w:lang w:val="en-US" w:eastAsia="zh-CN"/>
+        </w:rPr>
+      </w:pPr>
+      <w:r>
+        <w:rPr>
+          <w:rFonts w:hint="default"/>
+          <w:lang w:val="en-US" w:eastAsia="zh-CN"/>
+        </w:rPr>
+        <w:t>- NMM-Basic-IED: Robust IED detection from heterogeneous physiological signals.</w:t>
+      </w:r>
+    </w:p>
+    <w:p>
+      <w:pPr>
+        <w:ind w:left="840" w:leftChars="0" w:firstLine="420" w:firstLineChars="0"/>
+        <w:rPr>
+          <w:rFonts w:hint="default"/>
+          <w:lang w:val="en-US" w:eastAsia="zh-CN"/>
+        </w:rPr>
+      </w:pPr>
+      <w:r>
+        <w:rPr>
+          <w:rFonts w:hint="default"/>
+          <w:lang w:val="en-US" w:eastAsia="zh-CN"/>
+        </w:rPr>
+        <w:t>- NMM-Context-IED: Vision-enhanced detection with synchronized contextual features.</w:t>
+      </w:r>
+    </w:p>
+    <w:p>
+      <w:pPr>
+        <w:ind w:left="840" w:leftChars="0" w:firstLine="420" w:firstLineChars="0"/>
+        <w:rPr>
+          <w:rFonts w:hint="default"/>
+          <w:lang w:val="en-US" w:eastAsia="zh-CN"/>
+        </w:rPr>
+      </w:pPr>
+      <w:r>
+        <w:rPr>
+          <w:rFonts w:hint="default"/>
+          <w:lang w:val="en-US" w:eastAsia="zh-CN"/>
+        </w:rPr>
+        <w:t>- NMM-Source-IED: Spatial localization of epileptogenic regions across five classes.</w:t>
+      </w:r>
+    </w:p>
+    <w:p>
+      <w:pPr>
+        <w:ind w:left="840" w:leftChars="0" w:firstLine="420" w:firstLineChars="0"/>
+        <w:rPr>
+          <w:rFonts w:hint="default"/>
+          <w:lang w:val="en-US" w:eastAsia="zh-CN"/>
+        </w:rPr>
+      </w:pPr>
+    </w:p>
+    <w:p>
+      <w:pPr>
+        <w:rPr>
+          <w:rFonts w:hint="default"/>
+          <w:lang w:val="en-US" w:eastAsia="zh-CN"/>
+        </w:rPr>
+      </w:pPr>
       <w:bookmarkStart w:id="0" w:name="_GoBack"/>
       <w:bookmarkEnd w:id="0"/>
     </w:p>
     <w:p>
       <w:pPr>
+        <w:ind w:left="420" w:leftChars="0" w:firstLine="420" w:firstLineChars="0"/>
+        <w:rPr>
+          <w:rFonts w:hint="default"/>
+          <w:lang w:val="en-US" w:eastAsia="zh-CN"/>
+        </w:rPr>
+      </w:pPr>
+    </w:p>
+    <w:p>
+      <w:pPr>
         <w:ind w:firstLine="420" w:firstLineChars="0"/>
         <w:rPr>
           <w:rFonts w:hint="default"/>
           <w:lang w:val="en-US" w:eastAsia="zh-CN"/>
         </w:rPr>
       </w:pPr>
-      <w:r>
-        <w:rPr>
-          <w:rFonts w:hint="eastAsia"/>
-          <w:lang w:val="en-US" w:eastAsia="zh-CN"/>
-        </w:rPr>
-        <w:br w:type="textWrapping"/>
-      </w:r>
+    </w:p>
+    <w:p>
+      <w:pPr>
+        <w:ind w:left="420" w:leftChars="0" w:firstLine="420" w:firstLineChars="0"/>
+        <w:rPr>
+          <w:rFonts w:hint="default"/>
+          <w:lang w:val="en-US" w:eastAsia="zh-CN"/>
+        </w:rPr>
+      </w:pPr>
+    </w:p>
+    <w:p>
+      <w:pPr>
+        <w:ind w:left="420" w:leftChars="0" w:firstLine="420" w:firstLineChars="0"/>
+        <w:rPr>
+          <w:rFonts w:hint="default"/>
+          <w:lang w:val="en-US" w:eastAsia="zh-CN"/>
+        </w:rPr>
+      </w:pPr>
+    </w:p>
+    <w:p>
+      <w:pPr>
+        <w:ind w:firstLine="420" w:firstLineChars="0"/>
+        <w:rPr>
+          <w:rFonts w:hint="default"/>
+          <w:lang w:val="en-US" w:eastAsia="zh-CN"/>
+        </w:rPr>
+      </w:pPr>
+    </w:p>
+    <w:p>
+      <w:pPr>
+        <w:ind w:firstLine="420" w:firstLineChars="0"/>
+        <w:rPr>
+          <w:rFonts w:hint="default"/>
+          <w:lang w:val="en-US" w:eastAsia="zh-CN"/>
+        </w:rPr>
+      </w:pPr>
+    </w:p>
+    <w:p>
+      <w:pPr>
+        <w:ind w:firstLine="420" w:firstLineChars="0"/>
+        <w:rPr>
+          <w:rFonts w:hint="default"/>
+          <w:lang w:val="en-US" w:eastAsia="zh-CN"/>
+        </w:rPr>
+      </w:pPr>
     </w:p>
     <w:p>
       <w:pPr>

--- a/img/challenge/Design_documentation.docx
+++ b/img/challenge/Design_documentation.docx
@@ -942,91 +942,677 @@
     <w:p>
       <w:pPr>
         <w:rPr>
-          <w:rFonts w:hint="default"/>
-          <w:lang w:val="en-US" w:eastAsia="zh-CN"/>
-        </w:rPr>
-      </w:pPr>
+          <w:rFonts w:hint="eastAsia"/>
+          <w:lang w:val="en-US" w:eastAsia="zh-CN"/>
+        </w:rPr>
+      </w:pPr>
+      <w:r>
+        <w:rPr>
+          <w:rFonts w:hint="eastAsia"/>
+          <w:lang w:val="en-US" w:eastAsia="zh-CN"/>
+        </w:rPr>
+        <w:t>Schedule：</w:t>
+      </w:r>
+    </w:p>
+    <w:p>
+      <w:pPr>
+        <w:ind w:firstLine="420" w:firstLineChars="0"/>
+        <w:rPr>
+          <w:rFonts w:hint="default"/>
+          <w:lang w:val="en-US" w:eastAsia="zh-CN"/>
+        </w:rPr>
+      </w:pPr>
+      <w:r>
+        <w:rPr>
+          <w:rFonts w:hint="default"/>
+          <w:lang w:val="en-US" w:eastAsia="zh-CN"/>
+        </w:rPr>
+        <w:t>Apr 20, 2026: Data preparation</w:t>
+      </w:r>
+    </w:p>
+    <w:p>
+      <w:pPr>
+        <w:ind w:firstLine="420" w:firstLineChars="0"/>
+        <w:rPr>
+          <w:rFonts w:hint="default"/>
+          <w:lang w:val="en-US" w:eastAsia="zh-CN"/>
+        </w:rPr>
+      </w:pPr>
+      <w:r>
+        <w:rPr>
+          <w:rFonts w:hint="default"/>
+          <w:lang w:val="en-US" w:eastAsia="zh-CN"/>
+        </w:rPr>
+        <w:t>May 5, 2026: Baseline paper and code available</w:t>
+      </w:r>
+    </w:p>
+    <w:p>
+      <w:pPr>
+        <w:ind w:firstLine="420" w:firstLineChars="0"/>
+        <w:rPr>
+          <w:rFonts w:hint="default"/>
+          <w:lang w:val="en-US" w:eastAsia="zh-CN"/>
+        </w:rPr>
+      </w:pPr>
+      <w:r>
+        <w:rPr>
+          <w:rFonts w:hint="default"/>
+          <w:lang w:val="en-US" w:eastAsia="zh-CN"/>
+        </w:rPr>
+        <w:t>Jun 8, 2026: Results submission opens</w:t>
+      </w:r>
+    </w:p>
+    <w:p>
+      <w:pPr>
+        <w:ind w:firstLine="420" w:firstLineChars="0"/>
+        <w:rPr>
+          <w:rFonts w:hint="default"/>
+          <w:lang w:val="en-US" w:eastAsia="zh-CN"/>
+        </w:rPr>
+      </w:pPr>
+      <w:r>
+        <w:rPr>
+          <w:rFonts w:hint="default"/>
+          <w:lang w:val="en-US" w:eastAsia="zh-CN"/>
+        </w:rPr>
+        <w:t>Jun 28, 2026: Results submission deadline</w:t>
+      </w:r>
+    </w:p>
+    <w:p>
+      <w:pPr>
+        <w:ind w:firstLine="420" w:firstLineChars="0"/>
+        <w:rPr>
+          <w:rFonts w:hint="default"/>
+          <w:lang w:val="en-US" w:eastAsia="zh-CN"/>
+        </w:rPr>
+      </w:pPr>
+      <w:r>
+        <w:rPr>
+          <w:rFonts w:hint="default"/>
+          <w:lang w:val="en-US" w:eastAsia="zh-CN"/>
+        </w:rPr>
+        <w:t>Jul 12, 2026: Paper submission deadline</w:t>
+      </w:r>
+    </w:p>
+    <w:p>
+      <w:pPr>
+        <w:ind w:firstLine="420" w:firstLineChars="0"/>
+        <w:rPr>
+          <w:rFonts w:hint="default"/>
+          <w:lang w:val="en-US" w:eastAsia="zh-CN"/>
+        </w:rPr>
+      </w:pPr>
+      <w:r>
+        <w:rPr>
+          <w:rFonts w:hint="default"/>
+          <w:lang w:val="en-US" w:eastAsia="zh-CN"/>
+        </w:rPr>
+        <w:t>Jul 21, 2026: Paper acceptance notification</w:t>
+      </w:r>
+    </w:p>
+    <w:p>
+      <w:pPr>
+        <w:ind w:firstLine="420" w:firstLineChars="0"/>
+        <w:rPr>
+          <w:rFonts w:hint="default"/>
+          <w:lang w:val="en-US" w:eastAsia="zh-CN"/>
+        </w:rPr>
+      </w:pPr>
+      <w:r>
+        <w:rPr>
+          <w:rFonts w:hint="default"/>
+          <w:lang w:val="en-US" w:eastAsia="zh-CN"/>
+        </w:rPr>
+        <w:t>Aug 1, 2026: Camera-ready paper deadline</w:t>
+      </w:r>
+    </w:p>
+    <w:p>
+      <w:pPr>
+        <w:rPr>
+          <w:rFonts w:hint="default"/>
+          <w:lang w:val="en-US" w:eastAsia="zh-CN"/>
+        </w:rPr>
+      </w:pPr>
+    </w:p>
+    <w:p>
+      <w:pPr>
+        <w:rPr>
+          <w:rFonts w:hint="default"/>
+          <w:lang w:val="en-US" w:eastAsia="zh-CN"/>
+        </w:rPr>
+      </w:pPr>
+    </w:p>
+    <w:p>
+      <w:pPr>
+        <w:rPr>
+          <w:rFonts w:hint="default"/>
+          <w:lang w:val="en-US" w:eastAsia="zh-CN"/>
+        </w:rPr>
+      </w:pPr>
+    </w:p>
+    <w:p>
+      <w:pPr>
+        <w:rPr>
+          <w:rFonts w:hint="default"/>
+          <w:lang w:val="en-US" w:eastAsia="zh-CN"/>
+        </w:rPr>
+      </w:pPr>
+    </w:p>
+    <w:p>
+      <w:pPr>
+        <w:rPr>
+          <w:rFonts w:hint="default"/>
+          <w:lang w:val="en-US" w:eastAsia="zh-CN"/>
+        </w:rPr>
+      </w:pPr>
+    </w:p>
+    <w:p>
+      <w:pPr>
+        <w:rPr>
+          <w:rFonts w:hint="default"/>
+          <w:b/>
+          <w:bCs/>
+          <w:lang w:val="en-US" w:eastAsia="zh-CN"/>
+        </w:rPr>
+      </w:pPr>
+      <w:r>
+        <w:rPr>
+          <w:rFonts w:hint="eastAsia"/>
+          <w:lang w:val="en-US" w:eastAsia="zh-CN"/>
+        </w:rPr>
+        <w:t>按照以下顺序排列人物头像</w:t>
+      </w:r>
+      <w:r>
+        <w:rPr>
+          <w:rFonts w:hint="default"/>
+          <w:lang w:val="en-US" w:eastAsia="zh-CN"/>
+        </w:rPr>
+        <w:t xml:space="preserve"> (</w:t>
+      </w:r>
+      <w:r>
+        <w:rPr>
+          <w:rFonts w:hint="eastAsia"/>
+          <w:lang w:val="en-US" w:eastAsia="zh-CN"/>
+        </w:rPr>
+        <w:t>人物头像对应的保存在people文件夹</w:t>
+      </w:r>
+      <w:r>
+        <w:rPr>
+          <w:rFonts w:hint="default"/>
+          <w:lang w:val="en-US" w:eastAsia="zh-CN"/>
+        </w:rPr>
+        <w:t>)</w:t>
+      </w:r>
+      <w:r>
+        <w:rPr>
+          <w:rFonts w:hint="eastAsia"/>
+          <w:lang w:val="en-US" w:eastAsia="zh-CN"/>
+        </w:rPr>
+        <w:t>：</w:t>
+      </w:r>
+      <w:r>
+        <w:rPr>
+          <w:rFonts w:hint="eastAsia"/>
+          <w:lang w:val="en-US" w:eastAsia="zh-CN"/>
+        </w:rPr>
+        <w:br w:type="textWrapping"/>
+      </w:r>
+      <w:r>
+        <w:rPr>
+          <w:rFonts w:hint="eastAsia"/>
+          <w:lang w:val="en-US" w:eastAsia="zh-CN"/>
+        </w:rPr>
+        <w:t>可以参考：</w:t>
+      </w:r>
+      <w:r>
+        <w:rPr>
+          <w:rFonts w:hint="eastAsia"/>
+          <w:lang w:val="en-US" w:eastAsia="zh-CN"/>
+        </w:rPr>
+        <w:fldChar w:fldCharType="begin"/>
+      </w:r>
+      <w:r>
+        <w:rPr>
+          <w:rFonts w:hint="eastAsia"/>
+          <w:lang w:val="en-US" w:eastAsia="zh-CN"/>
+        </w:rPr>
+        <w:instrText xml:space="preserve"> HYPERLINK "https://2026.neuromm.org/index.html#organization-contact" </w:instrText>
+      </w:r>
+      <w:r>
+        <w:rPr>
+          <w:rFonts w:hint="eastAsia"/>
+          <w:lang w:val="en-US" w:eastAsia="zh-CN"/>
+        </w:rPr>
+        <w:fldChar w:fldCharType="separate"/>
+      </w:r>
+      <w:r>
+        <w:rPr>
+          <w:rStyle w:val="4"/>
+          <w:rFonts w:hint="eastAsia"/>
+          <w:lang w:val="en-US" w:eastAsia="zh-CN"/>
+        </w:rPr>
+        <w:t>https://2026.neuromm.org/index.html#organization-contact</w:t>
+      </w:r>
+      <w:r>
+        <w:rPr>
+          <w:rFonts w:hint="eastAsia"/>
+          <w:lang w:val="en-US" w:eastAsia="zh-CN"/>
+        </w:rPr>
+        <w:fldChar w:fldCharType="end"/>
+      </w:r>
+      <w:r>
+        <w:rPr>
+          <w:rFonts w:hint="eastAsia"/>
+          <w:lang w:val="en-US" w:eastAsia="zh-CN"/>
+        </w:rPr>
+        <w:t xml:space="preserve">  </w:t>
+      </w:r>
+    </w:p>
+    <w:p>
+      <w:pPr>
+        <w:rPr>
+          <w:rFonts w:hint="eastAsia"/>
+          <w:b/>
+          <w:bCs/>
+          <w:lang w:val="en-US" w:eastAsia="zh-CN"/>
+        </w:rPr>
+      </w:pPr>
+      <w:r>
+        <w:drawing>
+          <wp:inline distT="0" distB="0" distL="114300" distR="114300">
+            <wp:extent cx="5271135" cy="2411095"/>
+            <wp:effectExtent l="0" t="0" r="12065" b="1905"/>
+            <wp:docPr id="5" name="图片 1"/>
+            <wp:cNvGraphicFramePr>
+              <a:graphicFrameLocks xmlns:a="http://schemas.openxmlformats.org/drawingml/2006/main" noChangeAspect="1"/>
+            </wp:cNvGraphicFramePr>
+            <a:graphic xmlns:a="http://schemas.openxmlformats.org/drawingml/2006/main">
+              <a:graphicData uri="http://schemas.openxmlformats.org/drawingml/2006/picture">
+                <pic:pic xmlns:pic="http://schemas.openxmlformats.org/drawingml/2006/picture">
+                  <pic:nvPicPr>
+                    <pic:cNvPr id="5" name="图片 1"/>
+                    <pic:cNvPicPr>
+                      <a:picLocks noChangeAspect="1"/>
+                    </pic:cNvPicPr>
+                  </pic:nvPicPr>
+                  <pic:blipFill>
+                    <a:blip r:embed="rId8"/>
+                    <a:stretch>
+                      <a:fillRect/>
+                    </a:stretch>
+                  </pic:blipFill>
+                  <pic:spPr>
+                    <a:xfrm>
+                      <a:off x="0" y="0"/>
+                      <a:ext cx="5271135" cy="2411095"/>
+                    </a:xfrm>
+                    <a:prstGeom prst="rect">
+                      <a:avLst/>
+                    </a:prstGeom>
+                    <a:noFill/>
+                    <a:ln>
+                      <a:noFill/>
+                    </a:ln>
+                  </pic:spPr>
+                </pic:pic>
+              </a:graphicData>
+            </a:graphic>
+          </wp:inline>
+        </w:drawing>
+      </w:r>
+    </w:p>
+    <w:p>
+      <w:pPr>
+        <w:rPr>
+          <w:rFonts w:hint="eastAsia"/>
+          <w:b/>
+          <w:bCs/>
+          <w:lang w:val="en-US" w:eastAsia="zh-CN"/>
+        </w:rPr>
+      </w:pPr>
+    </w:p>
+    <w:p>
+      <w:pPr>
+        <w:rPr>
+          <w:rFonts w:hint="default"/>
+          <w:b/>
+          <w:bCs/>
+          <w:lang w:val="en-US" w:eastAsia="zh-CN"/>
+        </w:rPr>
+      </w:pPr>
+      <w:r>
+        <w:rPr>
+          <w:rFonts w:hint="eastAsia"/>
+          <w:b/>
+          <w:bCs/>
+          <w:lang w:val="en-US" w:eastAsia="zh-CN"/>
+        </w:rPr>
+        <w:t>Organizers</w:t>
+      </w:r>
+      <w:r>
+        <w:rPr>
+          <w:rFonts w:hint="default"/>
+          <w:b/>
+          <w:bCs/>
+          <w:lang w:val="en-US" w:eastAsia="zh-CN"/>
+        </w:rPr>
+        <w:t>:</w:t>
+      </w:r>
+    </w:p>
+    <w:p>
+      <w:pPr>
+        <w:rPr>
+          <w:rFonts w:hint="eastAsia"/>
+          <w:lang w:val="en-US" w:eastAsia="zh-CN"/>
+        </w:rPr>
+      </w:pPr>
+      <w:r>
+        <w:rPr>
+          <w:rFonts w:hint="eastAsia"/>
+          <w:lang w:val="en-US" w:eastAsia="zh-CN"/>
+        </w:rPr>
+        <w:t>Fei Ma</w:t>
+      </w:r>
+      <w:r>
+        <w:rPr>
+          <w:rFonts w:hint="default"/>
+          <w:lang w:val="en-US" w:eastAsia="zh-CN"/>
+        </w:rPr>
+        <w:t xml:space="preserve"> (Guangming Laboratory) Zitong Yu(Great Bay University) Zheng Lian(Tongji University)  </w:t>
+      </w:r>
+    </w:p>
+    <w:p>
+      <w:pPr>
+        <w:rPr>
+          <w:rFonts w:hint="default"/>
+          <w:lang w:val="en-US" w:eastAsia="zh-CN"/>
+        </w:rPr>
+      </w:pPr>
+      <w:r>
+        <w:rPr>
+          <w:rFonts w:hint="default"/>
+          <w:lang w:val="en-US" w:eastAsia="zh-CN"/>
+        </w:rPr>
+        <w:t>---</w:t>
+      </w:r>
+    </w:p>
+    <w:p>
+      <w:pPr>
+        <w:rPr>
+          <w:rFonts w:hint="default"/>
+          <w:lang w:val="en-US" w:eastAsia="zh-CN"/>
+        </w:rPr>
+      </w:pPr>
+      <w:r>
+        <w:rPr>
+          <w:rFonts w:hint="default"/>
+          <w:lang w:val="en-US" w:eastAsia="zh-CN"/>
+        </w:rPr>
+        <w:t xml:space="preserve">Philippe Fournier-Viger(Shenzhen University) </w:t>
+      </w:r>
+      <w:r>
+        <w:rPr>
+          <w:rFonts w:hint="default"/>
+          <w:lang w:val="en-US" w:eastAsia="zh-CN"/>
+        </w:rPr>
+        <w:tab/>
+        <w:t>Laizhong Cui (Shenzhen University)  Qi Tian</w:t>
+      </w:r>
+    </w:p>
+    <w:p>
+      <w:pPr>
+        <w:rPr>
+          <w:rFonts w:hint="default"/>
+          <w:lang w:val="en-US" w:eastAsia="zh-CN"/>
+        </w:rPr>
+      </w:pPr>
+      <w:r>
+        <w:rPr>
+          <w:rFonts w:hint="default"/>
+          <w:lang w:val="en-US" w:eastAsia="zh-CN"/>
+        </w:rPr>
+        <w:t>(Guangming Laboratory &amp; Huawei)</w:t>
+      </w:r>
+    </w:p>
+    <w:p>
+      <w:pPr>
+        <w:rPr>
+          <w:rFonts w:hint="default"/>
+          <w:lang w:val="en-US" w:eastAsia="zh-CN"/>
+        </w:rPr>
+      </w:pPr>
+    </w:p>
+    <w:p>
+      <w:pPr>
+        <w:rPr>
+          <w:rFonts w:hint="default"/>
+          <w:b/>
+          <w:bCs/>
+          <w:lang w:val="en-US" w:eastAsia="zh-CN"/>
+        </w:rPr>
+      </w:pPr>
+      <w:r>
+        <w:rPr>
+          <w:rFonts w:hint="default"/>
+          <w:b/>
+          <w:bCs/>
+          <w:lang w:val="en-US" w:eastAsia="zh-CN"/>
+        </w:rPr>
+        <w:t>Data Chairs</w:t>
+      </w:r>
+    </w:p>
+    <w:p>
+      <w:pPr>
+        <w:rPr>
+          <w:rFonts w:hint="default"/>
+          <w:lang w:val="en-US" w:eastAsia="zh-CN"/>
+        </w:rPr>
+      </w:pPr>
+      <w:r>
+        <w:rPr>
+          <w:rFonts w:hint="default"/>
+          <w:lang w:val="en-US" w:eastAsia="zh-CN"/>
+        </w:rPr>
+        <w:t>Nan Lin (Peking Union Medical College Hospital)</w:t>
+      </w:r>
+    </w:p>
+    <w:p>
+      <w:pPr>
+        <w:rPr>
+          <w:rFonts w:hint="default"/>
+          <w:lang w:val="en-US" w:eastAsia="zh-CN"/>
+        </w:rPr>
+      </w:pPr>
+      <w:r>
+        <w:rPr>
+          <w:rFonts w:hint="default"/>
+          <w:lang w:val="en-US" w:eastAsia="zh-CN"/>
+        </w:rPr>
+        <w:t>Haibo He (NetEase Media Technology (Beijing))</w:t>
+      </w:r>
+    </w:p>
+    <w:p>
+      <w:pPr>
+        <w:rPr>
+          <w:rFonts w:hint="default"/>
+          <w:lang w:val="en-US" w:eastAsia="zh-CN"/>
+        </w:rPr>
+      </w:pPr>
+      <w:r>
+        <w:rPr>
+          <w:rFonts w:hint="default"/>
+          <w:lang w:val="en-US" w:eastAsia="zh-CN"/>
+        </w:rPr>
+        <w:t>Zebang Cheng (Shenzhen University &amp; Guangming Laboratory)</w:t>
+      </w:r>
+    </w:p>
+    <w:p>
+      <w:pPr>
+        <w:ind w:left="420" w:leftChars="0" w:firstLine="420" w:firstLineChars="0"/>
+        <w:rPr>
+          <w:rFonts w:hint="default"/>
+          <w:lang w:val="en-US" w:eastAsia="zh-CN"/>
+        </w:rPr>
+      </w:pPr>
+    </w:p>
+    <w:p>
+      <w:pPr>
+        <w:ind w:firstLine="420" w:firstLineChars="0"/>
+        <w:rPr>
+          <w:rFonts w:hint="default"/>
+          <w:lang w:val="en-US" w:eastAsia="zh-CN"/>
+        </w:rPr>
+      </w:pPr>
+    </w:p>
+    <w:p>
+      <w:pPr>
+        <w:rPr>
+          <w:rFonts w:hint="default"/>
+          <w:lang w:val="en-US" w:eastAsia="zh-CN"/>
+        </w:rPr>
+      </w:pPr>
+    </w:p>
+    <w:p>
+      <w:pPr>
+        <w:rPr>
+          <w:rFonts w:hint="eastAsia"/>
+          <w:b/>
+          <w:bCs/>
+          <w:lang w:val="en-US" w:eastAsia="zh-CN"/>
+        </w:rPr>
+      </w:pPr>
+      <w:r>
+        <w:rPr>
+          <w:rFonts w:hint="eastAsia"/>
+          <w:b/>
+          <w:bCs/>
+          <w:lang w:val="en-US" w:eastAsia="zh-CN"/>
+        </w:rPr>
+        <w:br w:type="page"/>
+      </w:r>
+    </w:p>
+    <w:p>
+      <w:pPr>
+        <w:rPr>
+          <w:rFonts w:hint="eastAsia"/>
+          <w:b/>
+          <w:bCs/>
+          <w:lang w:val="en-US" w:eastAsia="zh-CN"/>
+        </w:rPr>
+      </w:pPr>
+      <w:r>
+        <w:rPr>
+          <w:rFonts w:hint="eastAsia"/>
+          <w:b/>
+          <w:bCs/>
+          <w:lang w:val="en-US" w:eastAsia="zh-CN"/>
+        </w:rPr>
+        <w:t>宣传二维码：</w:t>
+      </w:r>
+    </w:p>
+    <w:p>
+      <w:pPr>
+        <w:rPr>
+          <w:rFonts w:hint="default"/>
+          <w:b/>
+          <w:bCs/>
+          <w:lang w:val="en-US" w:eastAsia="zh-CN"/>
+        </w:rPr>
+      </w:pPr>
+      <w:r>
+        <w:drawing>
+          <wp:inline distT="0" distB="0" distL="114300" distR="114300">
+            <wp:extent cx="4286250" cy="4286250"/>
+            <wp:effectExtent l="0" t="0" r="6350" b="6350"/>
+            <wp:docPr id="14" name="图片 13"/>
+            <wp:cNvGraphicFramePr>
+              <a:graphicFrameLocks xmlns:a="http://schemas.openxmlformats.org/drawingml/2006/main" noChangeAspect="1"/>
+            </wp:cNvGraphicFramePr>
+            <a:graphic xmlns:a="http://schemas.openxmlformats.org/drawingml/2006/main">
+              <a:graphicData uri="http://schemas.openxmlformats.org/drawingml/2006/picture">
+                <pic:pic xmlns:pic="http://schemas.openxmlformats.org/drawingml/2006/picture">
+                  <pic:nvPicPr>
+                    <pic:cNvPr id="14" name="图片 13"/>
+                    <pic:cNvPicPr>
+                      <a:picLocks noChangeAspect="1"/>
+                    </pic:cNvPicPr>
+                  </pic:nvPicPr>
+                  <pic:blipFill>
+                    <a:blip r:embed="rId9"/>
+                    <a:stretch>
+                      <a:fillRect/>
+                    </a:stretch>
+                  </pic:blipFill>
+                  <pic:spPr>
+                    <a:xfrm>
+                      <a:off x="0" y="0"/>
+                      <a:ext cx="4286250" cy="4286250"/>
+                    </a:xfrm>
+                    <a:prstGeom prst="rect">
+                      <a:avLst/>
+                    </a:prstGeom>
+                  </pic:spPr>
+                </pic:pic>
+              </a:graphicData>
+            </a:graphic>
+          </wp:inline>
+        </w:drawing>
+      </w:r>
+    </w:p>
+    <w:p>
+      <w:pPr>
+        <w:rPr>
+          <w:rFonts w:hint="default"/>
+          <w:lang w:val="en-US" w:eastAsia="zh-CN"/>
+        </w:rPr>
+      </w:pPr>
+      <w:r>
+        <w:rPr>
+          <w:rFonts w:hint="eastAsia"/>
+          <w:lang w:val="en-US" w:eastAsia="zh-CN"/>
+        </w:rPr>
+        <w:t>需要在二维码下的宣传网站：</w:t>
+      </w:r>
+      <w:r>
+        <w:rPr>
+          <w:rFonts w:hint="default"/>
+          <w:lang w:val="en-US" w:eastAsia="zh-CN"/>
+        </w:rPr>
+        <w:t>2026.neuromm.org</w:t>
+      </w:r>
+    </w:p>
+    <w:p>
+      <w:pPr>
+        <w:rPr>
+          <w:rFonts w:hint="default"/>
+          <w:lang w:val="en-US" w:eastAsia="zh-CN"/>
+        </w:rPr>
+      </w:pPr>
+    </w:p>
+    <w:p>
+      <w:pPr>
+        <w:rPr>
+          <w:rFonts w:hint="eastAsia"/>
+          <w:lang w:val="en-US" w:eastAsia="zh-CN"/>
+        </w:rPr>
+      </w:pPr>
+    </w:p>
+    <w:p>
+      <w:pPr>
+        <w:rPr>
+          <w:rFonts w:hint="default"/>
+          <w:lang w:val="en-US" w:eastAsia="zh-CN"/>
+        </w:rPr>
+      </w:pPr>
+      <w:r>
+        <w:rPr>
+          <w:rFonts w:hint="eastAsia"/>
+          <w:lang w:val="en-US" w:eastAsia="zh-CN"/>
+        </w:rPr>
+        <w:t>如果二维码影响美观，影响整体一致性，可以尝试 生成不同的二维码风格。</w:t>
+      </w:r>
       <w:bookmarkStart w:id="0" w:name="_GoBack"/>
       <w:bookmarkEnd w:id="0"/>
-    </w:p>
-    <w:p>
-      <w:pPr>
-        <w:ind w:left="420" w:leftChars="0" w:firstLine="420" w:firstLineChars="0"/>
-        <w:rPr>
-          <w:rFonts w:hint="default"/>
-          <w:lang w:val="en-US" w:eastAsia="zh-CN"/>
-        </w:rPr>
-      </w:pPr>
-    </w:p>
-    <w:p>
-      <w:pPr>
-        <w:ind w:firstLine="420" w:firstLineChars="0"/>
-        <w:rPr>
-          <w:rFonts w:hint="default"/>
-          <w:lang w:val="en-US" w:eastAsia="zh-CN"/>
-        </w:rPr>
-      </w:pPr>
-    </w:p>
-    <w:p>
-      <w:pPr>
-        <w:ind w:left="420" w:leftChars="0" w:firstLine="420" w:firstLineChars="0"/>
-        <w:rPr>
-          <w:rFonts w:hint="default"/>
-          <w:lang w:val="en-US" w:eastAsia="zh-CN"/>
-        </w:rPr>
-      </w:pPr>
-    </w:p>
-    <w:p>
-      <w:pPr>
-        <w:ind w:left="420" w:leftChars="0" w:firstLine="420" w:firstLineChars="0"/>
-        <w:rPr>
-          <w:rFonts w:hint="default"/>
-          <w:lang w:val="en-US" w:eastAsia="zh-CN"/>
-        </w:rPr>
-      </w:pPr>
-    </w:p>
-    <w:p>
-      <w:pPr>
-        <w:ind w:firstLine="420" w:firstLineChars="0"/>
-        <w:rPr>
-          <w:rFonts w:hint="default"/>
-          <w:lang w:val="en-US" w:eastAsia="zh-CN"/>
-        </w:rPr>
-      </w:pPr>
-    </w:p>
-    <w:p>
-      <w:pPr>
-        <w:ind w:firstLine="420" w:firstLineChars="0"/>
-        <w:rPr>
-          <w:rFonts w:hint="default"/>
-          <w:lang w:val="en-US" w:eastAsia="zh-CN"/>
-        </w:rPr>
-      </w:pPr>
-    </w:p>
-    <w:p>
-      <w:pPr>
-        <w:ind w:firstLine="420" w:firstLineChars="0"/>
-        <w:rPr>
-          <w:rFonts w:hint="default"/>
-          <w:lang w:val="en-US" w:eastAsia="zh-CN"/>
-        </w:rPr>
-      </w:pPr>
-    </w:p>
-    <w:p>
-      <w:pPr>
-        <w:rPr>
-          <w:rFonts w:hint="eastAsia"/>
-          <w:lang w:val="en-US" w:eastAsia="zh-CN"/>
-        </w:rPr>
-      </w:pPr>
-    </w:p>
-    <w:p>
-      <w:pPr>
-        <w:rPr>
-          <w:rFonts w:hint="eastAsia"/>
-          <w:lang w:val="en-US" w:eastAsia="zh-CN"/>
-        </w:rPr>
-      </w:pPr>
     </w:p>
     <w:p>
       <w:pPr>
